--- a/aula64/projeto_final_aula_63.docx
+++ b/aula64/projeto_final_aula_63.docx
@@ -96,7 +96,7 @@
           <w:color w:val="1F1F1F"/>
         </w:rPr>
         <w:pict w14:anchorId="601E030A">
-          <v:rect id="_x0000_i1037" style="width:0;height:1.5pt" o:hralign="center" o:hrstd="t" o:hrnoshade="t" o:hr="t" fillcolor="gray" stroked="f"/>
+          <v:rect id="_x0000_i1025" style="width:0;height:1.5pt" o:hralign="center" o:hrstd="t" o:hrnoshade="t" o:hr="t" fillcolor="gray" stroked="f"/>
         </w:pict>
       </w:r>
     </w:p>
@@ -784,7 +784,7 @@
           <w:color w:val="1F1F1F"/>
         </w:rPr>
         <w:pict w14:anchorId="7A676E5F">
-          <v:rect id="_x0000_i1038" style="width:0;height:1.5pt" o:hralign="center" o:hrstd="t" o:hrnoshade="t" o:hr="t" fillcolor="gray" stroked="f"/>
+          <v:rect id="_x0000_i1026" style="width:0;height:1.5pt" o:hralign="center" o:hrstd="t" o:hrnoshade="t" o:hr="t" fillcolor="gray" stroked="f"/>
         </w:pict>
       </w:r>
     </w:p>
@@ -1098,9 +1098,8 @@
           <w:szCs w:val="21"/>
           <w:bdr w:val="none" w:sz="0" w:space="0" w:color="auto" w:frame="1"/>
         </w:rPr>
-        <w:t>db.php</w:t>
-      </w:r>
-      <w:proofErr w:type="spellEnd"/>
+        <w:t>db</w:t>
+      </w:r>
       <w:r>
         <w:rPr>
           <w:rStyle w:val="hljs-string"/>
@@ -1109,6 +1108,27 @@
           <w:szCs w:val="21"/>
           <w:bdr w:val="none" w:sz="0" w:space="0" w:color="auto" w:frame="1"/>
         </w:rPr>
+        <w:t>_connect</w:t>
+      </w:r>
+      <w:r>
+        <w:rPr>
+          <w:rStyle w:val="hljs-string"/>
+          <w:color w:val="188038"/>
+          <w:sz w:val="21"/>
+          <w:szCs w:val="21"/>
+          <w:bdr w:val="none" w:sz="0" w:space="0" w:color="auto" w:frame="1"/>
+        </w:rPr>
+        <w:t>.php</w:t>
+      </w:r>
+      <w:proofErr w:type="spellEnd"/>
+      <w:r>
+        <w:rPr>
+          <w:rStyle w:val="hljs-string"/>
+          <w:color w:val="188038"/>
+          <w:sz w:val="21"/>
+          <w:szCs w:val="21"/>
+          <w:bdr w:val="none" w:sz="0" w:space="0" w:color="auto" w:frame="1"/>
+        </w:rPr>
         <w:t>'</w:t>
       </w:r>
       <w:r>
@@ -1763,7 +1783,7 @@
           <w:color w:val="1F1F1F"/>
         </w:rPr>
         <w:pict w14:anchorId="6D02273F">
-          <v:rect id="_x0000_i1039" style="width:0;height:1.5pt" o:hralign="center" o:hrstd="t" o:hrnoshade="t" o:hr="t" fillcolor="gray" stroked="f"/>
+          <v:rect id="_x0000_i1027" style="width:0;height:1.5pt" o:hralign="center" o:hrstd="t" o:hrnoshade="t" o:hr="t" fillcolor="gray" stroked="f"/>
         </w:pict>
       </w:r>
     </w:p>
@@ -6776,7 +6796,7 @@
           <w:color w:val="1F1F1F"/>
         </w:rPr>
         <w:pict w14:anchorId="06A89C18">
-          <v:rect id="_x0000_i1040" style="width:0;height:1.5pt" o:hralign="center" o:hrstd="t" o:hrnoshade="t" o:hr="t" fillcolor="gray" stroked="f"/>
+          <v:rect id="_x0000_i1028" style="width:0;height:1.5pt" o:hralign="center" o:hrstd="t" o:hrnoshade="t" o:hr="t" fillcolor="gray" stroked="f"/>
         </w:pict>
       </w:r>
     </w:p>
@@ -11416,7 +11436,7 @@
           <w:color w:val="1F1F1F"/>
         </w:rPr>
         <w:pict w14:anchorId="0D78F01B">
-          <v:rect id="_x0000_i1041" style="width:0;height:1.5pt" o:hralign="center" o:hrstd="t" o:hrnoshade="t" o:hr="t" fillcolor="gray" stroked="f"/>
+          <v:rect id="_x0000_i1029" style="width:0;height:1.5pt" o:hralign="center" o:hrstd="t" o:hrnoshade="t" o:hr="t" fillcolor="gray" stroked="f"/>
         </w:pict>
       </w:r>
     </w:p>
@@ -16742,7 +16762,7 @@
           <w:color w:val="1F1F1F"/>
         </w:rPr>
         <w:pict w14:anchorId="739FF5CD">
-          <v:rect id="_x0000_i1042" style="width:0;height:1.5pt" o:hralign="center" o:hrstd="t" o:hrnoshade="t" o:hr="t" fillcolor="gray" stroked="f"/>
+          <v:rect id="_x0000_i1030" style="width:0;height:1.5pt" o:hralign="center" o:hrstd="t" o:hrnoshade="t" o:hr="t" fillcolor="gray" stroked="f"/>
         </w:pict>
       </w:r>
     </w:p>
@@ -17039,7 +17059,27 @@
           <w:szCs w:val="21"/>
           <w:bdr w:val="none" w:sz="0" w:space="0" w:color="auto" w:frame="1"/>
         </w:rPr>
-        <w:t>db.php</w:t>
+        <w:t>db</w:t>
+      </w:r>
+      <w:r>
+        <w:rPr>
+          <w:rStyle w:val="hljs-string"/>
+          <w:color w:val="188038"/>
+          <w:sz w:val="21"/>
+          <w:szCs w:val="21"/>
+          <w:bdr w:val="none" w:sz="0" w:space="0" w:color="auto" w:frame="1"/>
+        </w:rPr>
+        <w:t>_connect</w:t>
+      </w:r>
+      <w:r>
+        <w:rPr>
+          <w:rStyle w:val="hljs-string"/>
+          <w:color w:val="188038"/>
+          <w:sz w:val="21"/>
+          <w:szCs w:val="21"/>
+          <w:bdr w:val="none" w:sz="0" w:space="0" w:color="auto" w:frame="1"/>
+        </w:rPr>
+        <w:t>.php</w:t>
       </w:r>
       <w:proofErr w:type="spellEnd"/>
       <w:r>
